--- a/Thesis_Draft_Comprehensive.docx
+++ b/Thesis_Draft_Comprehensive.docx
@@ -556,7 +556,7 @@
         <w:pStyle w:val="Heading2"/>
       </w:pPr>
       <w:r>
-        <w:t>1.4 Contribution and thesis structure</w:t>
+        <w:t>1.4 Contribution</w:t>
       </w:r>
     </w:p>
     <w:p>

--- a/Thesis_Draft_Comprehensive.docx
+++ b/Thesis_Draft_Comprehensive.docx
@@ -521,7 +521,7 @@
         <w:ind w:left="720"/>
       </w:pPr>
       <w:r>
-        <w:t>1.3.2 Feature extraction: NLP-based extraction of 9 product attributes from product names. Validated against manual coding on a 100-product subset (see §3.3).</w:t>
+        <w:t>1.3.2 Feature extraction: NLP-based extraction of 9 product attributes from product names. Validated against manual coding on a 100-product subset (see §4.3).</w:t>
       </w:r>
     </w:p>
     <w:p>
@@ -592,7 +592,7 @@
         <w:ind w:left="720"/>
       </w:pPr>
       <w:r>
-        <w:t>1.4.4 Thesis structure: Ch 2 (lit review) → Ch 3 (data &amp; methods) → Ch 4 (results &amp; discussion) → Ch 5 (conclusion).</w:t>
+        <w:t>1.4.4 Thesis structure: Ch 2 (lit review) → Ch 3 (methodology) → Ch 4 (empirical application) → Ch 5 (conclusions &amp; recommendations).</w:t>
       </w:r>
     </w:p>
     <w:p>
@@ -1992,7 +1992,7 @@
           <w:sz w:val="21"/>
           <w:szCs w:val="21"/>
         </w:rPr>
-        <w:t>Prediction: health claim premiums should be category-specific, not uniform. Our per-category regression (§4.3) tests this.</w:t>
+        <w:t>Prediction: health claim premiums should be category-specific, not uniform. Our per-category regression (§4.5) tests this.</w:t>
       </w:r>
     </w:p>
     <w:p>
@@ -2141,8 +2141,7 @@
         <w:pStyle w:val="Heading1"/>
       </w:pPr>
       <w:r>
-        <w:lastRenderedPageBreak/>
-        <w:t>CHAPTER 3: DATA AND METHODS</w:t>
+        <w:t>CHAPTER 3: METHODOLOGY</w:t>
       </w:r>
     </w:p>
     <w:p>
@@ -2150,7 +2149,7 @@
         <w:pStyle w:val="Heading2"/>
       </w:pPr>
       <w:r>
-        <w:t>3.1 Data Collection and Single-Retailer Design</w:t>
+        <w:t>4.1 Data Source, Collection, and Single-Retailer Design</w:t>
       </w:r>
     </w:p>
     <w:p>
@@ -2551,7 +2550,7 @@
           <w:sz w:val="21"/>
           <w:szCs w:val="21"/>
         </w:rPr>
-        <w:t>Deliberate analytical choice, not a data limitation — external validity constraint addressed in §4.7</w:t>
+        <w:t>Deliberate analytical choice, not a data limitation — external validity constraint addressed in §5.3</w:t>
       </w:r>
     </w:p>
     <w:p>
@@ -2559,8 +2558,7 @@
         <w:pStyle w:val="Heading2"/>
       </w:pPr>
       <w:r>
-        <w:lastRenderedPageBreak/>
-        <w:t>3.2 Data Limitations and Coverage</w:t>
+        <w:t>4.2 Data Limitations and Coverage</w:t>
       </w:r>
     </w:p>
     <w:p>
@@ -2799,7 +2797,7 @@
           <w:sz w:val="21"/>
           <w:szCs w:val="21"/>
         </w:rPr>
-        <w:t>Tết discussed as contextual background in §4.6, NOT as formal statistical test</w:t>
+        <w:t>Tết discussed as contextual background in §5.1, NOT as formal statistical test</w:t>
       </w:r>
     </w:p>
     <w:p>
@@ -2935,7 +2933,7 @@
         <w:pStyle w:val="Heading2"/>
       </w:pPr>
       <w:r>
-        <w:t>3.3 NLP Feature Extraction</w:t>
+        <w:t>4.3 Variable Definitions and Descriptive Statistics</w:t>
       </w:r>
     </w:p>
     <w:p>
@@ -3312,7 +3310,7 @@
         <w:pStyle w:val="Heading2"/>
       </w:pPr>
       <w:r>
-        <w:t>3.4 Brand Positioning Typology and Dummy Hierarchy</w:t>
+        <w:t>3.4 Feature Extraction and Brand Positioning Typology</w:t>
       </w:r>
     </w:p>
     <w:p>
@@ -3756,8 +3754,7 @@
         <w:pStyle w:val="Heading2"/>
       </w:pPr>
       <w:r>
-        <w:lastRenderedPageBreak/>
-        <w:t>3.5 Hedonic Specification</w:t>
+        <w:t>3.2 Functional Form and Estimation Strategy</w:t>
       </w:r>
     </w:p>
     <w:p>
@@ -4017,7 +4014,7 @@
         <w:pStyle w:val="Heading2"/>
       </w:pPr>
       <w:r>
-        <w:t>3.6 Dual-Price Design</w:t>
+        <w:t>3.3 Dual-Price Design</w:t>
       </w:r>
     </w:p>
     <w:p>
@@ -4317,8 +4314,7 @@
         <w:pStyle w:val="Heading1"/>
       </w:pPr>
       <w:r>
-        <w:lastRenderedPageBreak/>
-        <w:t>CHAPTER 4: RESULTS AND DISCUSSION</w:t>
+        <w:t>CHAPTER 4: EMPIRICAL APPLICATION</w:t>
       </w:r>
     </w:p>
     <w:p>
@@ -4326,7 +4322,7 @@
         <w:pStyle w:val="Heading2"/>
       </w:pPr>
       <w:r>
-        <w:t>4.1 Descriptive Statistics</w:t>
+        <w:t>4.3 Variable Definitions and Descriptive Statistics</w:t>
       </w:r>
     </w:p>
     <w:p>
@@ -4483,7 +4479,7 @@
           <w:sz w:val="21"/>
           <w:szCs w:val="21"/>
         </w:rPr>
-        <w:t>36-percentage-point spread in penetration rates → motivates per-category analysis in §4.3</w:t>
+        <w:t>36-percentage-point spread in penetration rates → motivates per-category analysis in §4.5</w:t>
       </w:r>
     </w:p>
     <w:p>
@@ -4675,7 +4671,7 @@
           <w:sz w:val="21"/>
           <w:szCs w:val="21"/>
         </w:rPr>
-        <w:t>These patterns preview per-category heterogeneity in §4.3</w:t>
+        <w:t>These patterns preview per-category heterogeneity in §4.5</w:t>
       </w:r>
     </w:p>
     <w:p>
@@ -4814,8 +4810,7 @@
         <w:pStyle w:val="Heading2"/>
       </w:pPr>
       <w:r>
-        <w:lastRenderedPageBreak/>
-        <w:t>4.2 Pooled Hedonic Regression</w:t>
+        <w:t>4.4 Pooled Hedonic Regression Results</w:t>
       </w:r>
     </w:p>
     <w:p>
@@ -4828,7 +4823,7 @@
           <w:iCs/>
           <w:color w:val="888888"/>
         </w:rPr>
-        <w:t>Purpose: Present the main results — both marked-price and final-price specifications — and walk through each coefficient. The premium/erosion contrast should be visible here even before §4.4.</w:t>
+        <w:t>Purpose: Present the main results — both marked-price and final-price specifications — and walk through each coefficient. The premium/erosion contrast should be visible here even before §4.6.</w:t>
       </w:r>
     </w:p>
     <w:p>
@@ -5225,7 +5220,7 @@
           <w:sz w:val="21"/>
           <w:szCs w:val="21"/>
         </w:rPr>
-        <w:t>Per-category results (§4.3) reveal import premium is highly significant within Fresh Produce but averaged out by other categories</w:t>
+        <w:t>Per-category results (§4.5) reveal import premium is highly significant within Fresh Produce but averaged out by other categories</w:t>
       </w:r>
     </w:p>
     <w:p>
@@ -5314,7 +5309,7 @@
           <w:sz w:val="21"/>
           <w:szCs w:val="21"/>
         </w:rPr>
-        <w:t>Erosion: 475.6% — discussed fully in §4.4</w:t>
+        <w:t>Erosion: 475.6% — discussed fully in §4.6</w:t>
       </w:r>
     </w:p>
     <w:p>
@@ -5368,7 +5363,7 @@
           <w:sz w:val="21"/>
           <w:szCs w:val="21"/>
         </w:rPr>
-        <w:t>Health/freshness claims: not significant in pooled model (β ≈ −0.03 to −0.06, SE ≈ 0.07–0.13); effects are category-specific (§4.3)</w:t>
+        <w:t>Health/freshness claims: not significant in pooled model (β ≈ −0.03 to −0.06, SE ≈ 0.07–0.13); effects are category-specific (§4.5)</w:t>
       </w:r>
     </w:p>
     <w:p>
@@ -5457,7 +5452,7 @@
         <w:pStyle w:val="Heading2"/>
       </w:pPr>
       <w:r>
-        <w:t>4.3 Per-Category Heterogeneity</w:t>
+        <w:t>4.5 Per-Category Heterogeneity</w:t>
       </w:r>
     </w:p>
     <w:p>
@@ -5915,7 +5910,7 @@
         <w:pStyle w:val="Heading2"/>
       </w:pPr>
       <w:r>
-        <w:t>4.4 Promotional Erosion Analysis — The Key Finding</w:t>
+        <w:t>4.6 Promotional Erosion Analysis — The Key Finding</w:t>
       </w:r>
     </w:p>
     <w:p>
@@ -6628,8 +6623,7 @@
         <w:pStyle w:val="Heading2"/>
       </w:pPr>
       <w:r>
-        <w:lastRenderedPageBreak/>
-        <w:t>4.5 Diagnostics and Robustness</w:t>
+        <w:t>4.7 Diagnostics and Robustness</w:t>
       </w:r>
     </w:p>
     <w:p>
@@ -6850,7 +6844,7 @@
           <w:sz w:val="21"/>
           <w:szCs w:val="21"/>
         </w:rPr>
-        <w:t>Credence attribute block (has_health_claim + has_freshness_claim): NOT jointly significant in pooled model → consistent with category-specific effects in §4.3</w:t>
+        <w:t>Credence attribute block (has_health_claim + has_freshness_claim): NOT jointly significant in pooled model → consistent with category-specific effects in §4.5</w:t>
       </w:r>
     </w:p>
     <w:p>
@@ -7042,7 +7036,7 @@
           <w:sz w:val="21"/>
           <w:szCs w:val="21"/>
         </w:rPr>
-        <w:t>IV approach with external quality rating would strengthen identification → noted as limitation in §4.7</w:t>
+        <w:t>IV approach with external quality rating would strengthen identification → noted as limitation in §5.3</w:t>
       </w:r>
     </w:p>
     <w:p>
@@ -7050,7 +7044,7 @@
         <w:pStyle w:val="Heading2"/>
       </w:pPr>
       <w:r>
-        <w:t>4.6 Discussion</w:t>
+        <w:t>5.1 Discussion</w:t>
       </w:r>
     </w:p>
     <w:p>
@@ -7543,7 +7537,7 @@
         <w:pStyle w:val="Heading2"/>
       </w:pPr>
       <w:r>
-        <w:t>4.7 Limitations</w:t>
+        <w:t>5.3 Limitations</w:t>
       </w:r>
     </w:p>
     <w:p>
